--- a/klagomålsmail/Iksjak-Råssnesudden FSC-klagomål mail.docx
+++ b/klagomålsmail/Iksjak-Råssnesudden FSC-klagomål mail.docx
@@ -11,7 +11,7 @@
     </w:p>
     <w:p>
       <w:r>
-        <w:t>Vi vill informera om att det i området Iksjak-Råssnesudden i Arjeplogs kommun har hittats 8 naturvårdsarter varav 6 är rödlistade.</w:t>
+        <w:t>Vi vill informera om att det i området Iksjak-Råssnesudden i Arjeplogs kommun har hittats 10 naturvårdsarter varav 8 är rödlistade.</w:t>
       </w:r>
     </w:p>
     <w:p>

--- a/klagomålsmail/Iksjak-Råssnesudden FSC-klagomål mail.docx
+++ b/klagomålsmail/Iksjak-Råssnesudden FSC-klagomål mail.docx
@@ -11,7 +11,7 @@
     </w:p>
     <w:p>
       <w:r>
-        <w:t>Vi vill informera om att det i området Iksjak-Råssnesudden i Arjeplogs kommun har hittats 10 naturvårdsarter varav 8 är rödlistade.</w:t>
+        <w:t>Vi vill informera om att det i området Iksjak-Råssnesudden i Arjeplogs kommun har hittats 11 naturvårdsarter varav 9 är rödlistade.</w:t>
       </w:r>
     </w:p>
     <w:p>

--- a/klagomålsmail/Iksjak-Råssnesudden FSC-klagomål mail.docx
+++ b/klagomålsmail/Iksjak-Råssnesudden FSC-klagomål mail.docx
@@ -11,7 +11,7 @@
     </w:p>
     <w:p>
       <w:r>
-        <w:t>Vi vill informera om att det i området Iksjak-Råssnesudden i Arjeplogs kommun har hittats 11 naturvårdsarter varav 9 är rödlistade.</w:t>
+        <w:t>Vi vill informera om att det i området Iksjak-Råssnesudden i Arjeplogs kommun har hittats 12 naturvårdsarter varav 9 är rödlistade.</w:t>
       </w:r>
     </w:p>
     <w:p>

--- a/klagomålsmail/Iksjak-Råssnesudden FSC-klagomål mail.docx
+++ b/klagomålsmail/Iksjak-Råssnesudden FSC-klagomål mail.docx
@@ -11,7 +11,12 @@
     </w:p>
     <w:p>
       <w:r>
-        <w:t>Vi vill informera om att det i området Iksjak-Råssnesudden i Arjeplogs kommun har hittats 12 naturvårdsarter varav 9 är rödlistade.</w:t>
+        <w:t>Vi vill informera om att det i området Iksjak-Råssnesudden i Arjeplogs kommun har hittats 31 naturvårdsarter varav 19 är rödlistade.</w:t>
+      </w:r>
+    </w:p>
+    <w:p>
+      <w:r>
+        <w:t>Bland annat har tretåig hackspett (NT, T, §4) och knärot (VU, T, §8) sina livsmiljöer i skogen. Observera att utan dispens från Länsstyrelsen är det ett lagbrott att på något sätt skada arternas livsmiljöer eller ekologiska funktion i området (14 och 15 §§ artskyddsförordningen).</w:t>
       </w:r>
     </w:p>
     <w:p>

--- a/klagomålsmail/Iksjak-Råssnesudden FSC-klagomål mail.docx
+++ b/klagomålsmail/Iksjak-Råssnesudden FSC-klagomål mail.docx
@@ -11,7 +11,7 @@
     </w:p>
     <w:p>
       <w:r>
-        <w:t>Vi vill informera om att det i området Iksjak-Råssnesudden i Arjeplogs kommun har hittats 31 naturvårdsarter varav 19 är rödlistade.</w:t>
+        <w:t>Vi vill informera om att det i och inom 23 meter från området Iksjak-Råssnesudden i Arjeplogs kommun har hittats 47 naturvårdsarter varav 30 är rödlistade.</w:t>
       </w:r>
     </w:p>
     <w:p>

--- a/klagomålsmail/Iksjak-Råssnesudden FSC-klagomål mail.docx
+++ b/klagomålsmail/Iksjak-Råssnesudden FSC-klagomål mail.docx
@@ -11,7 +11,7 @@
     </w:p>
     <w:p>
       <w:r>
-        <w:t>Vi vill informera om att det i och inom 23 meter från området Iksjak-Råssnesudden i Arjeplogs kommun har hittats 47 naturvårdsarter varav 30 är rödlistade.</w:t>
+        <w:t>Vi vill informera om att det i och inom 23 meter från området Iksjak-Råssnesudden i Arjeplogs kommun har hittats 52 naturvårdsarter varav 33 är rödlistade.</w:t>
       </w:r>
     </w:p>
     <w:p>

--- a/klagomålsmail/Iksjak-Råssnesudden FSC-klagomål mail.docx
+++ b/klagomålsmail/Iksjak-Råssnesudden FSC-klagomål mail.docx
@@ -11,7 +11,7 @@
     </w:p>
     <w:p>
       <w:r>
-        <w:t>Vi vill informera om att det i och inom 23 meter från området Iksjak-Råssnesudden i Arjeplogs kommun har hittats 52 naturvårdsarter varav 33 är rödlistade.</w:t>
+        <w:t>Vi vill informera om att det i och inom 23 meter från området Iksjak-Råssnesudden i Arjeplogs kommun har hittats 57 naturvårdsarter varav 37 är rödlistade.</w:t>
       </w:r>
     </w:p>
     <w:p>

--- a/klagomålsmail/Iksjak-Råssnesudden FSC-klagomål mail.docx
+++ b/klagomålsmail/Iksjak-Råssnesudden FSC-klagomål mail.docx
@@ -11,7 +11,7 @@
     </w:p>
     <w:p>
       <w:r>
-        <w:t>Vi vill informera om att det i och inom 23 meter från området Iksjak-Råssnesudden i Arjeplogs kommun har hittats 57 naturvårdsarter varav 37 är rödlistade.</w:t>
+        <w:t>Vi vill informera om att det i och inom 23 meter från området Iksjak-Råssnesudden i Arjeplogs kommun har hittats 57 naturvårdsarter varav 36 är rödlistade.</w:t>
       </w:r>
     </w:p>
     <w:p>

--- a/klagomålsmail/Iksjak-Råssnesudden FSC-klagomål mail.docx
+++ b/klagomålsmail/Iksjak-Råssnesudden FSC-klagomål mail.docx
@@ -11,7 +11,7 @@
     </w:p>
     <w:p>
       <w:r>
-        <w:t>Vi vill informera om att det i och inom 23 meter från området Iksjak-Råssnesudden i Arjeplogs kommun har hittats 57 naturvårdsarter varav 36 är rödlistade.</w:t>
+        <w:t>Vi vill informera om att det i och inom 23 meter från området Iksjak-Råssnesudden i Arjeplogs kommun har hittats 58 naturvårdsarter varav 37 är rödlistade.</w:t>
       </w:r>
     </w:p>
     <w:p>

--- a/klagomålsmail/Iksjak-Råssnesudden FSC-klagomål mail.docx
+++ b/klagomålsmail/Iksjak-Råssnesudden FSC-klagomål mail.docx
@@ -11,7 +11,7 @@
     </w:p>
     <w:p>
       <w:r>
-        <w:t>Vi vill informera om att det i och inom 23 meter från området Iksjak-Råssnesudden i Arjeplogs kommun har hittats 58 naturvårdsarter varav 37 är rödlistade.</w:t>
+        <w:t>Vi vill informera om att det i och inom 23 meter från området Iksjak-Råssnesudden i Arjeplogs kommun har hittats 61 naturvårdsarter varav 38 är rödlistade.</w:t>
       </w:r>
     </w:p>
     <w:p>

--- a/klagomålsmail/Iksjak-Råssnesudden FSC-klagomål mail.docx
+++ b/klagomålsmail/Iksjak-Råssnesudden FSC-klagomål mail.docx
@@ -11,7 +11,7 @@
     </w:p>
     <w:p>
       <w:r>
-        <w:t>Vi vill informera om att det i och inom 23 meter från området Iksjak-Råssnesudden i Arjeplogs kommun har hittats 61 naturvårdsarter varav 38 är rödlistade.</w:t>
+        <w:t>Vi vill informera om att det i och inom 23 meter från området Iksjak-Råssnesudden i Arjeplogs kommun har hittats 63 naturvårdsarter varav 40 är rödlistade.</w:t>
       </w:r>
     </w:p>
     <w:p>

--- a/klagomålsmail/Iksjak-Råssnesudden FSC-klagomål mail.docx
+++ b/klagomålsmail/Iksjak-Råssnesudden FSC-klagomål mail.docx
@@ -11,7 +11,7 @@
     </w:p>
     <w:p>
       <w:r>
-        <w:t>Vi vill informera om att det i och inom 23 meter från området Iksjak-Råssnesudden i Arjeplogs kommun har hittats 63 naturvårdsarter varav 40 är rödlistade.</w:t>
+        <w:t>Vi vill informera om att det i och inom 23 meter från området Iksjak-Råssnesudden i Arjeplogs kommun har hittats 65 naturvårdsarter varav 41 är rödlistade.</w:t>
       </w:r>
     </w:p>
     <w:p>

--- a/klagomålsmail/Iksjak-Råssnesudden FSC-klagomål mail.docx
+++ b/klagomålsmail/Iksjak-Råssnesudden FSC-klagomål mail.docx
@@ -11,7 +11,7 @@
     </w:p>
     <w:p>
       <w:r>
-        <w:t>Vi vill informera om att det i och inom 23 meter från området Iksjak-Råssnesudden i Arjeplogs kommun har hittats 65 naturvårdsarter varav 41 är rödlistade.</w:t>
+        <w:t>Vi vill informera om att det i och inom 23 meter från området Iksjak-Råssnesudden i Arjeplogs kommun har hittats 66 naturvårdsarter varav 42 är rödlistade.</w:t>
       </w:r>
     </w:p>
     <w:p>

--- a/klagomålsmail/Iksjak-Råssnesudden FSC-klagomål mail.docx
+++ b/klagomålsmail/Iksjak-Råssnesudden FSC-klagomål mail.docx
@@ -11,12 +11,7 @@
     </w:p>
     <w:p>
       <w:r>
-        <w:t>Vi vill informera om att det i och inom 23 meter från området Iksjak-Råssnesudden i Arjeplogs kommun har hittats 66 naturvårdsarter varav 42 är rödlistade.</w:t>
-      </w:r>
-    </w:p>
-    <w:p>
-      <w:r>
-        <w:t>Bland annat har tretåig hackspett (NT, T, §4) och knärot (VU, T, §8) sina livsmiljöer i skogen. Observera att utan dispens från Länsstyrelsen är det ett lagbrott att på något sätt skada arternas livsmiljöer eller ekologiska funktion i området (14 och 15 §§ artskyddsförordningen).</w:t>
+        <w:t>Vi vill informera om att det i området Iksjak-Råssnesudden i Arjeplogs kommun har hittats 8 naturvårdsarter varav 6 är rödlistade.</w:t>
       </w:r>
     </w:p>
     <w:p>

--- a/klagomålsmail/Iksjak-Råssnesudden FSC-klagomål mail.docx
+++ b/klagomålsmail/Iksjak-Råssnesudden FSC-klagomål mail.docx
@@ -11,7 +11,12 @@
     </w:p>
     <w:p>
       <w:r>
-        <w:t>Vi vill informera om att det i området Iksjak-Råssnesudden i Arjeplogs kommun har hittats 8 naturvårdsarter varav 6 är rödlistade.</w:t>
+        <w:t>Vi vill informera om att det i och inom 23 meter från området Iksjak-Råssnesudden i Arjeplogs kommun har hittats 66 naturvårdsarter varav 42 är rödlistade.</w:t>
+      </w:r>
+    </w:p>
+    <w:p>
+      <w:r>
+        <w:t>Bland annat har tretåig hackspett (NT, T, §4) och knärot (VU, T, §8) sina livsmiljöer i skogen. Observera att utan dispens från Länsstyrelsen är det ett lagbrott att på något sätt skada arternas livsmiljöer eller ekologiska funktion i området (14 och 15 §§ artskyddsförordningen).</w:t>
       </w:r>
     </w:p>
     <w:p>
